--- a/Metodo_Auditoria_SDD_Calculadora_BIPV.docx
+++ b/Metodo_Auditoria_SDD_Calculadora_BIPV.docx
@@ -703,14 +703,6 @@
         <w:pStyle w:val="ListBullet"/>
       </w:pPr>
       <w:r>
-        <w:t>Adopción de inversor: conserva la POA solar base y poa_efectiva_df, pero todavía invalida parte del estado del Motor Óptico.</w:t>
-      </w:r>
-    </w:p>
-    <w:p>
-      <w:pPr>
-        <w:pStyle w:val="ListBullet"/>
-      </w:pPr>
-      <w:r>
         <w:t>Orientación multi-superficie: la adopción global puede eliminar estado multi-superficie; falta decidir bloqueo o adopción por superficie.</w:t>
       </w:r>
     </w:p>
